--- a/media/R4444/output_dir/bg/问题汇总表.docx
+++ b/media/R4444/output_dir/bg/问题汇总表.docx
@@ -419,7 +419,7 @@
                 <w:rFonts w:hint="eastAsia"/>
                 <w:szCs w:val="21"/>
               </w:rPr>
-              <w:t xml:space="preserve">建议</w:t>
+              <w:t xml:space="preserve">一般</w:t>
             </w:r>
           </w:p>
         </w:tc>
@@ -481,7 +481,7 @@
                 <w:noProof/>
                 <w:szCs w:val="21"/>
               </w:rPr>
-              <w:t xml:space="preserve">123</w:t>
+              <w:t xml:space="preserve">11</w:t>
             </w:r>
           </w:p>
           <w:p>
@@ -529,7 +529,7 @@
                 <w:noProof/>
                 <w:szCs w:val="21"/>
               </w:rPr>
-              <w:t xml:space="preserve">123</w:t>
+              <w:t xml:space="preserve"/>
             </w:r>
           </w:p>
         </w:tc>
@@ -569,7 +569,7 @@
                 <w:noProof/>
                 <w:szCs w:val="21"/>
               </w:rPr>
-              <w:t xml:space="preserve">123</w:t>
+              <w:t xml:space="preserve"/>
             </w:r>
           </w:p>
           <w:p>
@@ -617,7 +617,7 @@
                 <w:noProof/>
                 <w:szCs w:val="21"/>
               </w:rPr>
-              <w:t xml:space="preserve">123</w:t>
+              <w:t xml:space="preserve"/>
             </w:r>
           </w:p>
           <w:p>
@@ -665,7 +665,7 @@
                 <w:noProof/>
                 <w:szCs w:val="21"/>
               </w:rPr>
-              <w:t xml:space="preserve">123</w:t>
+              <w:t xml:space="preserve"/>
             </w:r>
           </w:p>
           <w:p>
@@ -713,7 +713,7 @@
                 <w:noProof/>
                 <w:szCs w:val="21"/>
               </w:rPr>
-              <w:t xml:space="preserve">123</w:t>
+              <w:t xml:space="preserve"/>
             </w:r>
           </w:p>
         </w:tc>
